--- a/applications/atlus-pest-solutions-customer-support-marketing-assistant/Atlus-CustomerSupportMarketingAssistant-Resume.docx
+++ b/applications/atlus-pest-solutions-customer-support-marketing-assistant/Atlus-CustomerSupportMarketingAssistant-Resume.docx
@@ -381,7 +381,7 @@
           <w:i w:val="0"/>
           <w:color w:val="1A1A1A"/>
         </w:rPr>
-        <w:t>Sold and onboarded partners on Birdeye's proprietary reputation-management and local-listings/data-aggregator platform, ensuring every partner's end customer had accurate business listings and an active review-management program.</w:t>
+        <w:t>Sold and onboarded partners on Birdeye's proprietary reputation-management and local-listings/data-aggregator platform, ensuring every partner's end customer had accurate business listings and an active reputation-management program.</w:t>
       </w:r>
     </w:p>
     <w:p>
@@ -572,7 +572,7 @@
           <w:i w:val="0"/>
           <w:color w:val="1A1A1A"/>
         </w:rPr>
-        <w:t>Google Business Profile Management, Review Response &amp; Generation, Local Listings / Data-Aggregator Platforms</w:t>
+        <w:t>Google Business Profile Management, Review Generation, Local Listings / Data-Aggregator Platforms</w:t>
       </w:r>
     </w:p>
     <w:p>
